--- a/klagomål/A 34164-2023 FSC-klagomål.docx
+++ b/klagomål/A 34164-2023 FSC-klagomål.docx
@@ -940,7 +940,7 @@
     <w:r>
       <w:tab/>
       <w:tab/>
-      <w:t>2026-09-14</w:t>
+      <w:t>2026-09-15</w:t>
       <w:br/>
       <w:br/>
     </w:r>

--- a/klagomål/A 34164-2023 FSC-klagomål.docx
+++ b/klagomål/A 34164-2023 FSC-klagomål.docx
@@ -940,7 +940,7 @@
     <w:r>
       <w:tab/>
       <w:tab/>
-      <w:t>2026-09-15</w:t>
+      <w:t>2026-09-16</w:t>
       <w:br/>
       <w:br/>
     </w:r>

--- a/klagomål/A 34164-2023 FSC-klagomål.docx
+++ b/klagomål/A 34164-2023 FSC-klagomål.docx
@@ -940,7 +940,7 @@
     <w:r>
       <w:tab/>
       <w:tab/>
-      <w:t>2026-09-16</w:t>
+      <w:t>2026-09-17</w:t>
       <w:br/>
       <w:br/>
     </w:r>

--- a/klagomål/A 34164-2023 FSC-klagomål.docx
+++ b/klagomål/A 34164-2023 FSC-klagomål.docx
@@ -940,7 +940,7 @@
     <w:r>
       <w:tab/>
       <w:tab/>
-      <w:t>2026-09-17</w:t>
+      <w:t>2026-09-18</w:t>
       <w:br/>
       <w:br/>
     </w:r>

--- a/klagomål/A 34164-2023 FSC-klagomål.docx
+++ b/klagomål/A 34164-2023 FSC-klagomål.docx
@@ -940,7 +940,7 @@
     <w:r>
       <w:tab/>
       <w:tab/>
-      <w:t>2026-09-18</w:t>
+      <w:t>2026-09-19</w:t>
       <w:br/>
       <w:br/>
     </w:r>

--- a/klagomål/A 34164-2023 FSC-klagomål.docx
+++ b/klagomål/A 34164-2023 FSC-klagomål.docx
@@ -940,7 +940,7 @@
     <w:r>
       <w:tab/>
       <w:tab/>
-      <w:t>2026-09-19</w:t>
+      <w:t>2026-09-21</w:t>
       <w:br/>
       <w:br/>
     </w:r>

--- a/klagomål/A 34164-2023 FSC-klagomål.docx
+++ b/klagomål/A 34164-2023 FSC-klagomål.docx
@@ -940,7 +940,7 @@
     <w:r>
       <w:tab/>
       <w:tab/>
-      <w:t>2026-09-21</w:t>
+      <w:t>2026-09-23</w:t>
       <w:br/>
       <w:br/>
     </w:r>

--- a/klagomål/A 34164-2023 FSC-klagomål.docx
+++ b/klagomål/A 34164-2023 FSC-klagomål.docx
@@ -940,7 +940,7 @@
     <w:r>
       <w:tab/>
       <w:tab/>
-      <w:t>2026-09-23</w:t>
+      <w:t>2026-09-24</w:t>
       <w:br/>
       <w:br/>
     </w:r>

--- a/klagomål/A 34164-2023 FSC-klagomål.docx
+++ b/klagomål/A 34164-2023 FSC-klagomål.docx
@@ -940,7 +940,7 @@
     <w:r>
       <w:tab/>
       <w:tab/>
-      <w:t>2026-09-24</w:t>
+      <w:t>2026-09-25</w:t>
       <w:br/>
       <w:br/>
     </w:r>

--- a/klagomål/A 34164-2023 FSC-klagomål.docx
+++ b/klagomål/A 34164-2023 FSC-klagomål.docx
@@ -940,7 +940,7 @@
     <w:r>
       <w:tab/>
       <w:tab/>
-      <w:t>2026-09-25</w:t>
+      <w:t>2026-09-26</w:t>
       <w:br/>
       <w:br/>
     </w:r>

--- a/klagomål/A 34164-2023 FSC-klagomål.docx
+++ b/klagomål/A 34164-2023 FSC-klagomål.docx
@@ -940,7 +940,7 @@
     <w:r>
       <w:tab/>
       <w:tab/>
-      <w:t>2026-09-26</w:t>
+      <w:t>2026-09-27</w:t>
       <w:br/>
       <w:br/>
     </w:r>

--- a/klagomål/A 34164-2023 FSC-klagomål.docx
+++ b/klagomål/A 34164-2023 FSC-klagomål.docx
@@ -940,7 +940,7 @@
     <w:r>
       <w:tab/>
       <w:tab/>
-      <w:t>2026-09-27</w:t>
+      <w:t>2026-09-28</w:t>
       <w:br/>
       <w:br/>
     </w:r>

--- a/klagomål/A 34164-2023 FSC-klagomål.docx
+++ b/klagomål/A 34164-2023 FSC-klagomål.docx
@@ -940,7 +940,7 @@
     <w:r>
       <w:tab/>
       <w:tab/>
-      <w:t>2026-09-28</w:t>
+      <w:t>2026-09-29</w:t>
       <w:br/>
       <w:br/>
     </w:r>

--- a/klagomål/A 34164-2023 FSC-klagomål.docx
+++ b/klagomål/A 34164-2023 FSC-klagomål.docx
@@ -940,7 +940,7 @@
     <w:r>
       <w:tab/>
       <w:tab/>
-      <w:t>2026-09-29</w:t>
+      <w:t>2026-09-30</w:t>
       <w:br/>
       <w:br/>
     </w:r>

--- a/klagomål/A 34164-2023 FSC-klagomål.docx
+++ b/klagomål/A 34164-2023 FSC-klagomål.docx
@@ -940,7 +940,7 @@
     <w:r>
       <w:tab/>
       <w:tab/>
-      <w:t>2026-09-30</w:t>
+      <w:t>2026-10-01</w:t>
       <w:br/>
       <w:br/>
     </w:r>

--- a/klagomål/A 34164-2023 FSC-klagomål.docx
+++ b/klagomål/A 34164-2023 FSC-klagomål.docx
@@ -940,7 +940,7 @@
     <w:r>
       <w:tab/>
       <w:tab/>
-      <w:t>2026-10-01</w:t>
+      <w:t>2026-10-02</w:t>
       <w:br/>
       <w:br/>
     </w:r>

--- a/klagomål/A 34164-2023 FSC-klagomål.docx
+++ b/klagomål/A 34164-2023 FSC-klagomål.docx
@@ -940,7 +940,7 @@
     <w:r>
       <w:tab/>
       <w:tab/>
-      <w:t>2026-10-02</w:t>
+      <w:t>2026-10-03</w:t>
       <w:br/>
       <w:br/>
     </w:r>

--- a/klagomål/A 34164-2023 FSC-klagomål.docx
+++ b/klagomål/A 34164-2023 FSC-klagomål.docx
@@ -940,7 +940,7 @@
     <w:r>
       <w:tab/>
       <w:tab/>
-      <w:t>2026-10-03</w:t>
+      <w:t>2026-10-04</w:t>
       <w:br/>
       <w:br/>
     </w:r>

--- a/klagomål/A 34164-2023 FSC-klagomål.docx
+++ b/klagomål/A 34164-2023 FSC-klagomål.docx
@@ -940,7 +940,7 @@
     <w:r>
       <w:tab/>
       <w:tab/>
-      <w:t>2026-10-04</w:t>
+      <w:t>2026-10-05</w:t>
       <w:br/>
       <w:br/>
     </w:r>

--- a/klagomål/A 34164-2023 FSC-klagomål.docx
+++ b/klagomål/A 34164-2023 FSC-klagomål.docx
@@ -940,7 +940,7 @@
     <w:r>
       <w:tab/>
       <w:tab/>
-      <w:t>2026-10-05</w:t>
+      <w:t>2026-10-06</w:t>
       <w:br/>
       <w:br/>
     </w:r>

--- a/klagomål/A 34164-2023 FSC-klagomål.docx
+++ b/klagomål/A 34164-2023 FSC-klagomål.docx
@@ -940,7 +940,7 @@
     <w:r>
       <w:tab/>
       <w:tab/>
-      <w:t>2026-10-06</w:t>
+      <w:t>2026-10-07</w:t>
       <w:br/>
       <w:br/>
     </w:r>

--- a/klagomål/A 34164-2023 FSC-klagomål.docx
+++ b/klagomål/A 34164-2023 FSC-klagomål.docx
@@ -940,7 +940,7 @@
     <w:r>
       <w:tab/>
       <w:tab/>
-      <w:t>2026-10-07</w:t>
+      <w:t>2026-10-08</w:t>
       <w:br/>
       <w:br/>
     </w:r>

--- a/klagomål/A 34164-2023 FSC-klagomål.docx
+++ b/klagomål/A 34164-2023 FSC-klagomål.docx
@@ -940,7 +940,7 @@
     <w:r>
       <w:tab/>
       <w:tab/>
-      <w:t>2026-10-08</w:t>
+      <w:t>2026-10-09</w:t>
       <w:br/>
       <w:br/>
     </w:r>

--- a/klagomål/A 34164-2023 FSC-klagomål.docx
+++ b/klagomål/A 34164-2023 FSC-klagomål.docx
@@ -940,7 +940,7 @@
     <w:r>
       <w:tab/>
       <w:tab/>
-      <w:t>2026-10-09</w:t>
+      <w:t>2026-10-10</w:t>
       <w:br/>
       <w:br/>
     </w:r>

--- a/klagomål/A 34164-2023 FSC-klagomål.docx
+++ b/klagomål/A 34164-2023 FSC-klagomål.docx
@@ -940,7 +940,7 @@
     <w:r>
       <w:tab/>
       <w:tab/>
-      <w:t>2026-10-10</w:t>
+      <w:t>2026-10-11</w:t>
       <w:br/>
       <w:br/>
     </w:r>

--- a/klagomål/A 34164-2023 FSC-klagomål.docx
+++ b/klagomål/A 34164-2023 FSC-klagomål.docx
@@ -940,7 +940,7 @@
     <w:r>
       <w:tab/>
       <w:tab/>
-      <w:t>2026-10-11</w:t>
+      <w:t>2026-10-12</w:t>
       <w:br/>
       <w:br/>
     </w:r>

--- a/klagomål/A 34164-2023 FSC-klagomål.docx
+++ b/klagomål/A 34164-2023 FSC-klagomål.docx
@@ -940,7 +940,7 @@
     <w:r>
       <w:tab/>
       <w:tab/>
-      <w:t>2026-10-12</w:t>
+      <w:t>2026-10-13</w:t>
       <w:br/>
       <w:br/>
     </w:r>

--- a/klagomål/A 34164-2023 FSC-klagomål.docx
+++ b/klagomål/A 34164-2023 FSC-klagomål.docx
@@ -940,7 +940,7 @@
     <w:r>
       <w:tab/>
       <w:tab/>
-      <w:t>2026-10-13</w:t>
+      <w:t>2026-10-14</w:t>
       <w:br/>
       <w:br/>
     </w:r>

--- a/klagomål/A 34164-2023 FSC-klagomål.docx
+++ b/klagomål/A 34164-2023 FSC-klagomål.docx
@@ -940,7 +940,7 @@
     <w:r>
       <w:tab/>
       <w:tab/>
-      <w:t>2026-10-14</w:t>
+      <w:t>2026-10-15</w:t>
       <w:br/>
       <w:br/>
     </w:r>

--- a/klagomål/A 34164-2023 FSC-klagomål.docx
+++ b/klagomål/A 34164-2023 FSC-klagomål.docx
@@ -940,7 +940,7 @@
     <w:r>
       <w:tab/>
       <w:tab/>
-      <w:t>2026-10-15</w:t>
+      <w:t>2026-10-16</w:t>
       <w:br/>
       <w:br/>
     </w:r>

--- a/klagomål/A 34164-2023 FSC-klagomål.docx
+++ b/klagomål/A 34164-2023 FSC-klagomål.docx
@@ -940,7 +940,7 @@
     <w:r>
       <w:tab/>
       <w:tab/>
-      <w:t>2026-10-16</w:t>
+      <w:t>2026-10-17</w:t>
       <w:br/>
       <w:br/>
     </w:r>

--- a/klagomål/A 34164-2023 FSC-klagomål.docx
+++ b/klagomål/A 34164-2023 FSC-klagomål.docx
@@ -940,7 +940,7 @@
     <w:r>
       <w:tab/>
       <w:tab/>
-      <w:t>2026-10-17</w:t>
+      <w:t>2026-10-18</w:t>
       <w:br/>
       <w:br/>
     </w:r>

--- a/klagomål/A 34164-2023 FSC-klagomål.docx
+++ b/klagomål/A 34164-2023 FSC-klagomål.docx
@@ -940,7 +940,7 @@
     <w:r>
       <w:tab/>
       <w:tab/>
-      <w:t>2026-10-18</w:t>
+      <w:t>2026-10-19</w:t>
       <w:br/>
       <w:br/>
     </w:r>

--- a/klagomål/A 34164-2023 FSC-klagomål.docx
+++ b/klagomål/A 34164-2023 FSC-klagomål.docx
@@ -940,7 +940,7 @@
     <w:r>
       <w:tab/>
       <w:tab/>
-      <w:t>2026-10-19</w:t>
+      <w:t>2026-10-20</w:t>
       <w:br/>
       <w:br/>
     </w:r>

--- a/klagomål/A 34164-2023 FSC-klagomål.docx
+++ b/klagomål/A 34164-2023 FSC-klagomål.docx
@@ -940,7 +940,7 @@
     <w:r>
       <w:tab/>
       <w:tab/>
-      <w:t>2026-10-20</w:t>
+      <w:t>2026-10-21</w:t>
       <w:br/>
       <w:br/>
     </w:r>

--- a/klagomål/A 34164-2023 FSC-klagomål.docx
+++ b/klagomål/A 34164-2023 FSC-klagomål.docx
@@ -940,7 +940,7 @@
     <w:r>
       <w:tab/>
       <w:tab/>
-      <w:t>2026-10-21</w:t>
+      <w:t>2026-10-22</w:t>
       <w:br/>
       <w:br/>
     </w:r>

--- a/klagomål/A 34164-2023 FSC-klagomål.docx
+++ b/klagomål/A 34164-2023 FSC-klagomål.docx
@@ -940,7 +940,7 @@
     <w:r>
       <w:tab/>
       <w:tab/>
-      <w:t>2026-10-22</w:t>
+      <w:t>2026-10-23</w:t>
       <w:br/>
       <w:br/>
     </w:r>

--- a/klagomål/A 34164-2023 FSC-klagomål.docx
+++ b/klagomål/A 34164-2023 FSC-klagomål.docx
@@ -940,7 +940,7 @@
     <w:r>
       <w:tab/>
       <w:tab/>
-      <w:t>2026-10-23</w:t>
+      <w:t>2026-10-24</w:t>
       <w:br/>
       <w:br/>
     </w:r>

--- a/klagomål/A 34164-2023 FSC-klagomål.docx
+++ b/klagomål/A 34164-2023 FSC-klagomål.docx
@@ -940,7 +940,7 @@
     <w:r>
       <w:tab/>
       <w:tab/>
-      <w:t>2026-10-24</w:t>
+      <w:t>2026-10-25</w:t>
       <w:br/>
       <w:br/>
     </w:r>

--- a/klagomål/A 34164-2023 FSC-klagomål.docx
+++ b/klagomål/A 34164-2023 FSC-klagomål.docx
@@ -940,7 +940,7 @@
     <w:r>
       <w:tab/>
       <w:tab/>
-      <w:t>2026-10-25</w:t>
+      <w:t>2026-10-26</w:t>
       <w:br/>
       <w:br/>
     </w:r>

--- a/klagomål/A 34164-2023 FSC-klagomål.docx
+++ b/klagomål/A 34164-2023 FSC-klagomål.docx
@@ -940,7 +940,7 @@
     <w:r>
       <w:tab/>
       <w:tab/>
-      <w:t>2026-10-26</w:t>
+      <w:t>2026-10-27</w:t>
       <w:br/>
       <w:br/>
     </w:r>

--- a/klagomål/A 34164-2023 FSC-klagomål.docx
+++ b/klagomål/A 34164-2023 FSC-klagomål.docx
@@ -940,7 +940,7 @@
     <w:r>
       <w:tab/>
       <w:tab/>
-      <w:t>2026-10-27</w:t>
+      <w:t>2026-10-28</w:t>
       <w:br/>
       <w:br/>
     </w:r>

--- a/klagomål/A 34164-2023 FSC-klagomål.docx
+++ b/klagomål/A 34164-2023 FSC-klagomål.docx
@@ -178,7 +178,7 @@
       <w:r>
         <w:drawing>
           <wp:inline xmlns:a="http://schemas.openxmlformats.org/drawingml/2006/main" xmlns:pic="http://schemas.openxmlformats.org/drawingml/2006/picture">
-            <wp:extent cx="5486400" cy="5471317"/>
+            <wp:extent cx="5486400" cy="5599522"/>
             <wp:docPr id="1" name="Picture 1"/>
             <wp:cNvGraphicFramePr>
               <a:graphicFrameLocks noChangeAspect="1"/>
@@ -199,7 +199,7 @@
                   <pic:spPr>
                     <a:xfrm>
                       <a:off x="0" y="0"/>
-                      <a:ext cx="5486400" cy="5471317"/>
+                      <a:ext cx="5486400" cy="5599522"/>
                     </a:xfrm>
                     <a:prstGeom prst="rect"/>
                   </pic:spPr>
@@ -221,7 +221,7 @@
     </w:p>
     <w:p>
       <w:r>
-        <w:t>I och inom 18 meter från avverkningsanmälan finns fynd av 2 naturvårdsarter, varav 2 är rödlistade, 1 är fridlyst och 2 är typiska (T): garnlav (VU, T) och tretåig hackspett (NT, T, §4). Se Figur 1.</w:t>
+        <w:t>I och inom 18 meter från avverkningsanmälan finns fynd av 6 naturvårdsarter, varav 4 är rödlistade, 3 är fridlysta, 4 är typiska (T) och 1 är signalart (S): garnlav (VU, T), talltita (NT, §4), tretåig hackspett (NT, T, §4), vitgrynig nållav (NT), vedticka (S, T) och spillkråka (T, §4). Se Figur 1.</w:t>
       </w:r>
     </w:p>
     <w:p>
@@ -281,6 +281,17 @@
         <w:rPr>
           <w:b/>
         </w:rPr>
+        <w:t>Talltita (NT, §4)</w:t>
+      </w:r>
+      <w:r>
+        <w:t>, rödlistad som nära hotad och prioriterad art i Skogsvårdslagen, har häckningsrevir i anmälan. Arten har minskat kraftigt de senaste 30 åren och minskningstakten innevarande 10-årsperiod beräknas till 20 (10–30) %. Talltitan är synnerligen trogen sitt cirka 15 hektar stora revir och är beroende av flerskiktade olikåldriga skogar för att kunna föda upp sina ungar. Talltitan försvinner om dess livsmiljö kalavverkas (Eggers &amp; Low, 2014; Ekman, 1979; Griesser et al, 2007; Klein, 2020; Siffczyk et al, 2003; SLU Artdatabanken, 2021).</w:t>
+      </w:r>
+    </w:p>
+    <w:p>
+      <w:r>
+        <w:rPr>
+          <w:b/>
+        </w:rPr>
         <w:t>Tretåig hackspett (NT, §4)</w:t>
       </w:r>
       <w:r>
@@ -303,6 +314,66 @@
       </w:r>
       <w:r>
         <w:t xml:space="preserve"> (Skogsstyrelsen, 2016; SLU Artdatabanken, 2024).</w:t>
+      </w:r>
+    </w:p>
+    <w:p>
+      <w:r>
+        <w:rPr>
+          <w:b/>
+        </w:rPr>
+        <w:t>Vitgrynig nållav (NT)</w:t>
+      </w:r>
+      <w:r>
+        <w:t xml:space="preserve"> växer nästan uteslutande på bark av gamla, senvuxna granar i skuggiga lägen med hög och jämn luftfuktighet. Den vanligaste naturtypen för arten är kontinuitetsskogar på frisk mark men den finns också i sumpgranskogar. På lång sikt utgör avverkningar av olikåldriga granskogar av naturskogskaraktär ett allvarligt hot mot arten och skogsbruksåtgärder på eller i närheten av växtplatserna bör undvikas. Naturskogsartade, fuktiga granskogar med förekomster av arten signalerar höga biologiska värden och bör bevaras (SLU Artdatabanken, 2024; Nitare &amp; Skogsstyrelsen, 2019).</w:t>
+      </w:r>
+    </w:p>
+    <w:p>
+      <w:r>
+        <w:rPr>
+          <w:b/>
+        </w:rPr>
+        <w:t xml:space="preserve">Vedticka </w:t>
+      </w:r>
+      <w:r>
+        <w:t xml:space="preserve">är en bra signalart söder om den naturliga norrlandsgränsen. Den är huvudsakligen knuten till äldre barrskogar där det föreligger långvarig kontinuitet av död barrved. Vedticka är typisk art för </w:t>
+      </w:r>
+      <w:r>
+        <w:rPr>
+          <w:i/>
+        </w:rPr>
+        <w:t xml:space="preserve">9010 Taiga </w:t>
+      </w:r>
+      <w:r>
+        <w:t>(Nitare &amp; Skogsstyrelsen, 2019; SLU Artdatabanken, 2025).</w:t>
+      </w:r>
+    </w:p>
+    <w:p>
+      <w:r>
+        <w:rPr>
+          <w:b/>
+        </w:rPr>
+        <w:t>Spillkråka (§4)</w:t>
+      </w:r>
+      <w:r>
+        <w:t xml:space="preserve"> omfattas av bilaga 1 i EU:s fågeldirektiv och är typisk art för </w:t>
+      </w:r>
+      <w:r>
+        <w:rPr>
+          <w:i/>
+        </w:rPr>
+        <w:t xml:space="preserve">9010 Taiga </w:t>
+      </w:r>
+      <w:r>
+        <w:t>och</w:t>
+      </w:r>
+      <w:r>
+        <w:rPr>
+          <w:i/>
+        </w:rPr>
+        <w:t xml:space="preserve"> 9740 Skogsbevuxen myr</w:t>
+      </w:r>
+      <w:r>
+        <w:t>. Den behöver grova träd, främst tall, asp och bok som boträd. Skogsbruk med korta omloppstider och täta, homogena ungskogar utgör det största hotet. Spillkråka är en nyckelart i skogliga miljöer vars övergivna bohål utnyttjas av flera andra hålhäckande fågelarter och fladdermöss, däribland pärluggla (EN, §4), knipa (§4), salskrake (§4) och skogsduva (§4). Hökuggla (VU, §4) och slaguggla (§4) häckar ofta i högstubbar som brutits av i höjd med ett gammalt spillkråkebo (SLU Artdatabanken, 2026; Skogsstyrelsen, 2016).</w:t>
       </w:r>
     </w:p>
     <w:p>
@@ -411,7 +482,7 @@
         <w:rPr>
           <w:i/>
         </w:rPr>
-        <w:t>I det avverkningsanmälda skogsområdet har 2 naturvårdsarter varav 2 rödlistade arter sina livsmiljöer och växtplatser.</w:t>
+        <w:t>I det avverkningsanmälda skogsområdet har 6 naturvårdsarter varav 4 rödlistade arter sina livsmiljöer och växtplatser.</w:t>
       </w:r>
     </w:p>
     <w:p>
@@ -616,69 +687,27 @@
         <w:pStyle w:val="Heading1"/>
       </w:pPr>
       <w:r>
-        <w:t>Tretåig hackspett – ekologi samt krav på livsmiljön</w:t>
+        <w:t>Talltita – ekologi samt krav på livsmiljön</w:t>
       </w:r>
     </w:p>
     <w:p>
       <w:r>
-        <w:t xml:space="preserve">Tretåig hackspett (NT) är fridlyst enligt §4 Artskyddsförordningen och finns med som prioriterad art i Skogsstyrelsen vägledning för skogsbruket (bilaga 4 till SVL). I vägledningen står bland annat att: </w:t>
-      </w:r>
-      <w:r>
-        <w:rPr>
-          <w:i/>
-        </w:rPr>
-        <w:t xml:space="preserve">“Tretåig hackspett har stora arealkrav och höga krav på sin livsmiljö. Omdaningen av naturskogar till kulturskogar medför en förlust av viktiga miljöer, något som förstärks av ökad fragmentering till följd av avverkningar.” </w:t>
-      </w:r>
-      <w:r>
-        <w:t xml:space="preserve">Vidare att: </w:t>
-      </w:r>
-      <w:r>
-        <w:rPr>
-          <w:i/>
-        </w:rPr>
-        <w:t>“Områden med dokumenterad permanent förekomst i naturskogsmiljöer har vanligen så stora naturvärden att skogsbruk är olämpligt”</w:t>
-      </w:r>
-      <w:r>
-        <w:t xml:space="preserve"> (SLU Artdatabanken, 2024; Skogsstyrelsen, 2016)</w:t>
-      </w:r>
-      <w:r>
-        <w:rPr>
-          <w:i/>
-        </w:rPr>
-        <w:t>.</w:t>
+        <w:t>Talltita är rödlistad som NT, fridlyst och prioriterad art i Skogsvårdslagen. Den omfattas av EU:s fågeldirektiv. Arten har minskat kraftigt de senaste 30 åren och minskningstakten innevarande 10-årsperiod beräknas till 20 (10–30) % (SLU Artdatabanken, 2022).</w:t>
       </w:r>
     </w:p>
     <w:p>
       <w:r>
-        <w:t>Tretåig hackspett är beroende av större sammanhängande naturskogar med kontinuerlig tillgång och nybildning av död ved och fragmentering av livsmiljöerna utgör ett stort hot mot arten (se exempelvis Stachura-Skierczynska et al., 2009; Wesolowski et al., 2005; Butler et al., 2004; Pakkala et al., 2002; Amcoff et al., 1996; Virkkala, 1991). Det finns studier som visar att naturskogens självgallringsprocess som den tretåiga hackspetten är beroende av, inte kan ersättas med efterlämnad hänsyn i skogsbruket (Imbeau &amp; Desrochers, 2002).</w:t>
+        <w:t>Talltita föredrar större sammanhängande barrskogar, och finns såväl i tallskog som granskog och i lövblandad barrskog. Skogens struktur är viktig och ska helst vara flerskiktad med riklig underväxt av mindre granar, björk och andra lövträd och buskar. Tillgång på murknande högstubbar är särskilt viktig, eftersom talltitan helst själv hackar ut sitt bohål (SLU Artdatabanken, 2022).</w:t>
       </w:r>
     </w:p>
     <w:p>
       <w:r>
-        <w:t>Permanenta revir av tretåig hackspett karaktäriseras ofta av artens typiska ringformigt ordnade hackmärken på framför allt gamla granar. För att säkerställa att inte revir av tretåig hackspett drabbas av avverkningsplanerna bör en inventering göras i området både under häckningstid och under vintern, då arten utnyttjar betydligt större områden än under sommarens häckningsrevir. Storleken på häckningsreviret varierar med skogstypen, förekomsten av död ved och graden av fragmentering, men är i allmänhet i storleksordningen 25–100 hektar (SLU Artdatabanken, 2024; Skogsstyrelsen, 2016).</w:t>
+        <w:t>Det finns flera studier som visar att talltita är känslig för gallring och inte överlever när dess livsmiljö kalavverkas (Eggers and Low, 2014; Griesser et al., 2007; Klein, 2020). Talltitans revir är förhållandevis stora, 10–20 hektar och arten missgynnas när skogen fragmenteras. Kalavverkning av större delar av reviret innebär att det överges (Artdatabanken, 2021).</w:t>
       </w:r>
     </w:p>
     <w:p>
       <w:r>
-        <w:t xml:space="preserve">Förutom fridlysning enligt §4 Artskyddsförordningen är tretåig hackspett även förtecknad i EU:s fågeldirektiv bilaga 1. Den är typisk art för </w:t>
-      </w:r>
-      <w:r>
-        <w:rPr>
-          <w:i/>
-        </w:rPr>
-        <w:t xml:space="preserve">9010 Taiga, 9740 Skogsbevuxen myr, 9030 Landhöjningsskog </w:t>
-      </w:r>
-      <w:r>
-        <w:t xml:space="preserve">och </w:t>
-      </w:r>
-      <w:r>
-        <w:rPr>
-          <w:i/>
-        </w:rPr>
-        <w:t>9040 Fjällbjörkskog</w:t>
-      </w:r>
-      <w:r>
-        <w:t xml:space="preserve"> samt ingår i Natura 2000 och är förtecknad i Bernkonventionen bilaga II (strikt skyddade djurarter) (SLU Artdatabanken, 2024; Skogsstyrelsen, 2016).</w:t>
+        <w:t>Talltitan är synnerligen trogen sitt revir så länge paret lever och biotopen förblir intakt. Paret stannar i sitt revir året om. En förlust av ett revir har därför en stor inverkan på den lokala populationen och trakthyggesbruket anses vara orsak till den svenska populationens kraftiga minskning. Talltiteparets revirtrohet innebär att närhelst under året man observerar en adult talltita så ingår denna plats i reviret (Siffczyk et al., 2003; Ekman, 1979).</w:t>
       </w:r>
     </w:p>
     <w:p>
@@ -686,6 +715,168 @@
         <w:pStyle w:val="Heading2"/>
       </w:pPr>
       <w:r>
+        <w:t>Referenser – talltita</w:t>
+      </w:r>
+    </w:p>
+    <w:p>
+      <w:r>
+        <w:t xml:space="preserve">Eggers, S., Low, M., 2014. </w:t>
+      </w:r>
+      <w:r>
+        <w:rPr>
+          <w:i/>
+        </w:rPr>
+        <w:t xml:space="preserve">Differential demographic responses of sympatric Parids to vegetation management in boreal forest. </w:t>
+      </w:r>
+      <w:r>
+        <w:t>For. Ecol. Manage. 319, 169–175.</w:t>
+      </w:r>
+    </w:p>
+    <w:p>
+      <w:r>
+        <w:t xml:space="preserve">Ekman, J., 1979. </w:t>
+      </w:r>
+      <w:r>
+        <w:rPr>
+          <w:i/>
+        </w:rPr>
+        <w:t xml:space="preserve">Coherence, composition and territories of winter social groups of the Willow Tit Parus montanus and the Crested Tit P. cristatus. </w:t>
+      </w:r>
+      <w:r>
+        <w:t>Ornis Scandinavica, 10, pp 56–68</w:t>
+      </w:r>
+    </w:p>
+    <w:p>
+      <w:r>
+        <w:t xml:space="preserve">Griesser, M., Nystrand, M., Eggers, S., Ekman, J., 2007. </w:t>
+      </w:r>
+      <w:r>
+        <w:rPr>
+          <w:i/>
+        </w:rPr>
+        <w:t xml:space="preserve">Impact of forestry practices on fitness correlates and population productivity in an open-nesting bird species. </w:t>
+      </w:r>
+      <w:r>
+        <w:t>Conserv. Biol. 21, 767–774. https://doi.org/10.1111/j.1523- 1739.2007.00675.x</w:t>
+      </w:r>
+    </w:p>
+    <w:p>
+      <w:r>
+        <w:t xml:space="preserve">Klein, J., 2020. </w:t>
+      </w:r>
+      <w:r>
+        <w:rPr>
+          <w:i/>
+        </w:rPr>
+        <w:t xml:space="preserve">The forgotten forest – On thinning, retention, and biodiversity in the boreal forest. </w:t>
+      </w:r>
+      <w:r>
+        <w:t>Doctoral Thesis No. 2020:50</w:t>
+      </w:r>
+    </w:p>
+    <w:p>
+      <w:r>
+        <w:t xml:space="preserve">Siffczyk, C., Brotons, L., Kangas, K., Orell, M., 2003. </w:t>
+      </w:r>
+      <w:r>
+        <w:rPr>
+          <w:i/>
+        </w:rPr>
+        <w:t xml:space="preserve">Home range size of willow tits. </w:t>
+      </w:r>
+      <w:r>
+        <w:t>Oecologica, 136, 635–642 (2003)</w:t>
+      </w:r>
+    </w:p>
+    <w:p>
+      <w:r>
+        <w:t xml:space="preserve">SLU Artdatabanken, 2021. </w:t>
+      </w:r>
+      <w:r>
+        <w:rPr>
+          <w:i/>
+        </w:rPr>
+        <w:t xml:space="preserve">Artfaktablad. Naturvård – artfakta. </w:t>
+      </w:r>
+      <w:r>
+        <w:t>SLU Artdatabanken, Uppsala</w:t>
+      </w:r>
+    </w:p>
+    <w:p>
+      <w:pPr>
+        <w:pStyle w:val="Heading1"/>
+      </w:pPr>
+      <w:r>
+        <w:t>Tretåig hackspett – ekologi samt krav på livsmiljön</w:t>
+      </w:r>
+    </w:p>
+    <w:p>
+      <w:r>
+        <w:t xml:space="preserve">Tretåig hackspett (NT) är fridlyst enligt §4 Artskyddsförordningen och finns med som prioriterad art i Skogsstyrelsen vägledning för skogsbruket (bilaga 4 till SVL). I vägledningen står bland annat att: </w:t>
+      </w:r>
+      <w:r>
+        <w:rPr>
+          <w:i/>
+        </w:rPr>
+        <w:t xml:space="preserve">“Tretåig hackspett har stora arealkrav och höga krav på sin livsmiljö. Omdaningen av naturskogar till kulturskogar medför en förlust av viktiga miljöer, något som förstärks av ökad fragmentering till följd av avverkningar.” </w:t>
+      </w:r>
+      <w:r>
+        <w:t xml:space="preserve">Vidare att: </w:t>
+      </w:r>
+      <w:r>
+        <w:rPr>
+          <w:i/>
+        </w:rPr>
+        <w:t>“Områden med dokumenterad permanent förekomst i naturskogsmiljöer har vanligen så stora naturvärden att skogsbruk är olämpligt”</w:t>
+      </w:r>
+      <w:r>
+        <w:t xml:space="preserve"> (SLU Artdatabanken, 2024; Skogsstyrelsen, 2016)</w:t>
+      </w:r>
+      <w:r>
+        <w:rPr>
+          <w:i/>
+        </w:rPr>
+        <w:t>.</w:t>
+      </w:r>
+    </w:p>
+    <w:p>
+      <w:r>
+        <w:t>Tretåig hackspett är beroende av större sammanhängande naturskogar med kontinuerlig tillgång och nybildning av död ved och fragmentering av livsmiljöerna utgör ett stort hot mot arten (se exempelvis Stachura-Skierczynska et al., 2009; Wesolowski et al., 2005; Butler et al., 2004; Pakkala et al., 2002; Amcoff et al., 1996; Virkkala, 1991). Det finns studier som visar att naturskogens självgallringsprocess som den tretåiga hackspetten är beroende av, inte kan ersättas med efterlämnad hänsyn i skogsbruket (Imbeau &amp; Desrochers, 2002).</w:t>
+      </w:r>
+    </w:p>
+    <w:p>
+      <w:r>
+        <w:t>Permanenta revir av tretåig hackspett karaktäriseras ofta av artens typiska ringformigt ordnade hackmärken på framför allt gamla granar. För att säkerställa att inte revir av tretåig hackspett drabbas av avverkningsplanerna bör en inventering göras i området både under häckningstid och under vintern, då arten utnyttjar betydligt större områden än under sommarens häckningsrevir. Storleken på häckningsreviret varierar med skogstypen, förekomsten av död ved och graden av fragmentering, men är i allmänhet i storleksordningen 25–100 hektar (SLU Artdatabanken, 2024; Skogsstyrelsen, 2016).</w:t>
+      </w:r>
+    </w:p>
+    <w:p>
+      <w:r>
+        <w:t xml:space="preserve">Förutom fridlysning enligt §4 Artskyddsförordningen är tretåig hackspett även förtecknad i EU:s fågeldirektiv bilaga 1. Den är typisk art för </w:t>
+      </w:r>
+      <w:r>
+        <w:rPr>
+          <w:i/>
+        </w:rPr>
+        <w:t xml:space="preserve">9010 Taiga, 9740 Skogsbevuxen myr, 9030 Landhöjningsskog </w:t>
+      </w:r>
+      <w:r>
+        <w:t xml:space="preserve">och </w:t>
+      </w:r>
+      <w:r>
+        <w:rPr>
+          <w:i/>
+        </w:rPr>
+        <w:t>9040 Fjällbjörkskog</w:t>
+      </w:r>
+      <w:r>
+        <w:t xml:space="preserve"> samt ingår i Natura 2000 och är förtecknad i Bernkonventionen bilaga II (strikt skyddade djurarter) (SLU Artdatabanken, 2024; Skogsstyrelsen, 2016).</w:t>
+      </w:r>
+    </w:p>
+    <w:p>
+      <w:pPr>
+        <w:pStyle w:val="Heading2"/>
+      </w:pPr>
+      <w:r>
         <w:t>Referenser – tretåig hackspett</w:t>
       </w:r>
     </w:p>
@@ -810,6 +1001,78 @@
       </w:r>
       <w:r>
         <w:t>Acta Ornithologica 40(1): 53–60.</w:t>
+      </w:r>
+    </w:p>
+    <w:p>
+      <w:pPr>
+        <w:pStyle w:val="Heading1"/>
+      </w:pPr>
+      <w:r>
+        <w:t>Spillkråka – ekologi samt krav på livsmiljön</w:t>
+      </w:r>
+    </w:p>
+    <w:p>
+      <w:r>
+        <w:t xml:space="preserve">Spillkråka (§4) ingår i bilaga 1 EU:s fågeldirektiv och är typisk art för </w:t>
+      </w:r>
+      <w:r>
+        <w:rPr>
+          <w:i/>
+        </w:rPr>
+        <w:t xml:space="preserve">9010 Taiga </w:t>
+      </w:r>
+      <w:r>
+        <w:t>och</w:t>
+      </w:r>
+      <w:r>
+        <w:rPr>
+          <w:i/>
+        </w:rPr>
+        <w:t xml:space="preserve"> 9740 Skogsbevuxen myr</w:t>
+      </w:r>
+      <w:r>
+        <w:t>. Den lever i både barr- och blandskog liksom i ren lövskog. De tätaste populationerna tenderar att finnas i äldre, variationsrik blandskog med gott om död ved och gamla träd. Varje par utnyttjar 400–1000 hektar skog beroende på skogens kvalitet. Skogsbruk med korta omloppstider och täta, homogena ungskogar utgör det största hotet (SLU Artdatabanken, 2026).</w:t>
+      </w:r>
+    </w:p>
+    <w:p>
+      <w:r>
+        <w:t>Spillkråka är en nyckelart i skogliga miljöer vars övergivna bohål utnyttjas av flera andra hålhäckande fågelarter och fladdermöss, däribland pärluggla (EN, §4), knipa (§4), salskrake (§4) och skogsduva (§4). Hökuggla (VU, §4) och slaguggla (§4) häckar ofta i högstubbar som brutits av i höjd med ett gammalt spillkråkebo (Skogsstyrelsen, 2016).</w:t>
+      </w:r>
+    </w:p>
+    <w:p>
+      <w:pPr>
+        <w:pStyle w:val="Heading2"/>
+      </w:pPr>
+      <w:r>
+        <w:t>Referenser – spillkråka</w:t>
+      </w:r>
+    </w:p>
+    <w:p>
+      <w:r>
+        <w:t xml:space="preserve">Skogsstyrelsen, 2016. </w:t>
+      </w:r>
+      <w:r>
+        <w:rPr>
+          <w:i/>
+        </w:rPr>
+        <w:t xml:space="preserve">Vägledning för hänsyn till spillkråka. </w:t>
+      </w:r>
+      <w:r>
+        <w:t>Vägledningar och kunskapsstöd artskydd – Skogsstyrelsen.</w:t>
+      </w:r>
+    </w:p>
+    <w:p>
+      <w:r>
+        <w:t xml:space="preserve">SLU Artdatabanken, 2026. </w:t>
+      </w:r>
+      <w:r>
+        <w:rPr>
+          <w:i/>
+        </w:rPr>
+        <w:t xml:space="preserve">Artfaktablad. Naturvård – artfakta. </w:t>
+      </w:r>
+      <w:r>
+        <w:t>SLU Artdatabanken, Uppsala.</w:t>
       </w:r>
     </w:p>
     <w:sectPr>
@@ -940,7 +1203,7 @@
     <w:r>
       <w:tab/>
       <w:tab/>
-      <w:t>2026-10-28</w:t>
+      <w:t>2026-10-29</w:t>
       <w:br/>
       <w:br/>
     </w:r>

--- a/klagomål/A 34164-2023 FSC-klagomål.docx
+++ b/klagomål/A 34164-2023 FSC-klagomål.docx
@@ -1203,7 +1203,7 @@
     <w:r>
       <w:tab/>
       <w:tab/>
-      <w:t>2026-10-29</w:t>
+      <w:t>2026-10-31</w:t>
       <w:br/>
       <w:br/>
     </w:r>
